--- a/docs/Manual_Usuario.docx
+++ b/docs/Manual_Usuario.docx
@@ -49,7 +49,7 @@
           <w:sz w:val="24"/>
           <w:szCs w:val="24"/>
         </w:rPr>
-        <w:t xml:space="preserve">El uso del sistema comienza siempre desde la pantalla principal, que está diseñada para ser completamente intuitiva.</w:t>
+        <w:t xml:space="preserve">El uso del sistema comienza siempre desde la pantalla principal, diseñada para ser completamente intuitiva y rápida, incluso en dispositivos móviles.</w:t>
       </w:r>
     </w:p>
     <w:p>
@@ -100,8 +100,7 @@
         <w:spacing w:after="120"/>
       </w:pPr>
       <w:r>
-        <w:t xml:space="preserve">El sistema procesará automáticamente las reglas de validación en tiempo real. 
-*(Nota: Este procesamiento ocurre directamente en tu navegador; tus datos clínicos no son enviados a ningún servidor externo).*</w:t>
+        <w:t xml:space="preserve">El sistema procesará automáticamente las reglas de validación en tiempo real.</w:t>
       </w:r>
     </w:p>
     <w:p>
@@ -118,129 +117,58 @@
         <w:spacing w:after="200" w:before="400"/>
       </w:pPr>
       <w:r>
-        <w:t xml:space="preserve">2. Lectura del Tablero de Resultados</w:t>
-      </w:r>
-    </w:p>
-    <w:p>
-      <w:pPr>
-        <w:spacing w:after="200"/>
-      </w:pPr>
-      <w:r>
-        <w:rPr>
-          <w:sz w:val="24"/>
-          <w:szCs w:val="24"/>
-        </w:rPr>
-        <w:t xml:space="preserve">Una vez que el archivo es procesado, verás una pantalla detallada, separada en dos áreas principales: el Resumen Superior y la Tabla de Hallazgos.</w:t>
-      </w:r>
-    </w:p>
-    <w:p>
-      <w:pPr>
-        <w:pStyle w:val="Heading3"/>
-        <w:spacing w:after="200" w:before="400"/>
-      </w:pPr>
-      <w:r>
-        <w:t xml:space="preserve">Resumen Superior (Dashboard)</w:t>
-      </w:r>
-    </w:p>
-    <w:p>
-      <w:pPr>
-        <w:spacing w:after="200"/>
-      </w:pPr>
-      <w:r>
-        <w:rPr>
-          <w:sz w:val="24"/>
-          <w:szCs w:val="24"/>
-        </w:rPr>
-        <w:t xml:space="preserve">Aquí puedes confirmar rápidamente si todo fue procesado de forma correcta:</w:t>
-      </w:r>
-    </w:p>
-    <w:p>
-      <w:pPr>
-        <w:pStyle w:val="ListParagraph"/>
-        <w:numPr>
-          <w:ilvl w:val="0"/>
-          <w:numId w:val="1"/>
-        </w:numPr>
-        <w:spacing w:after="120"/>
-      </w:pPr>
-      <w:r>
-        <w:t xml:space="preserve">Establecimiento y Serie: Te confirmará a qué hospital o centro corresponden los datos, además del mes analizado.</w:t>
-      </w:r>
-    </w:p>
-    <w:p>
-      <w:pPr>
-        <w:pStyle w:val="ListParagraph"/>
-        <w:numPr>
-          <w:ilvl w:val="0"/>
-          <w:numId w:val="1"/>
-        </w:numPr>
-        <w:spacing w:after="120"/>
-      </w:pPr>
-      <w:r>
-        <w:t xml:space="preserve">Nivel de Severidad: Identifica de forma inmediata dónde poner atención:
-- 🔴 Error (Crítico): Fallo obligatorio de corregir.
-- 🟡 Revisar: Posible inconsistencia (debe verificarse según criterio clínico/estadístico).
-- 🔵 Indicador: Información o advertencias menores que no detienen el flujo.</w:t>
-      </w:r>
-    </w:p>
-    <w:p>
-      <w:pPr>
-        <w:pStyle w:val="Heading3"/>
-        <w:spacing w:after="200" w:before="400"/>
-      </w:pPr>
-      <w:r>
-        <w:t xml:space="preserve">Tabla de Hallazgos</w:t>
-      </w:r>
-    </w:p>
-    <w:p>
-      <w:pPr>
-        <w:spacing w:after="200"/>
-      </w:pPr>
-      <w:r>
-        <w:rPr>
-          <w:sz w:val="24"/>
-          <w:szCs w:val="24"/>
-        </w:rPr>
-        <w:t xml:space="preserve">En la parte inferior de los resultados verás el detalle de todas las alertas levantadas:</w:t>
-      </w:r>
-    </w:p>
-    <w:p>
-      <w:pPr>
-        <w:pStyle w:val="ListParagraph"/>
-        <w:numPr>
-          <w:ilvl w:val="0"/>
-          <w:numId w:val="1"/>
-        </w:numPr>
-        <w:spacing w:after="120"/>
-      </w:pPr>
-      <w:r>
-        <w:t xml:space="preserve">En cada fila se detalla la Hoja REM (ej. A01), la Regla incumplida y una Descripción de lo que ocurre.</w:t>
-      </w:r>
-    </w:p>
-    <w:p>
-      <w:pPr>
-        <w:pStyle w:val="ListParagraph"/>
-        <w:numPr>
-          <w:ilvl w:val="0"/>
-          <w:numId w:val="1"/>
-        </w:numPr>
-        <w:spacing w:after="120"/>
-      </w:pPr>
-      <w:r>
-        <w:t xml:space="preserve">Cada fila cuenta con un botón "Ver Detalle" al lado derecho. </w:t>
-      </w:r>
-    </w:p>
-    <w:p>
-      <w:pPr>
-        <w:pStyle w:val="ListParagraph"/>
-        <w:numPr>
-          <w:ilvl w:val="0"/>
-          <w:numId w:val="1"/>
-        </w:numPr>
-        <w:spacing w:after="120"/>
-      </w:pPr>
-      <w:r>
-        <w:t xml:space="preserve">Al hacer clic, se abrirá un panel lateral derecho explicándote con exactitud qué celda del Excel falló y una recomendación para solucionarlo.</w:t>
+        <w:t xml:space="preserve">2. Niveles de Alerta y Severidad</w:t>
+      </w:r>
+    </w:p>
+    <w:p>
+      <w:pPr>
+        <w:spacing w:after="200"/>
+      </w:pPr>
+      <w:r>
+        <w:rPr>
+          <w:sz w:val="24"/>
+          <w:szCs w:val="24"/>
+        </w:rPr>
+        <w:t xml:space="preserve">Para facilitar la priorización del trabajo, el sistema clasifica cada hallazgo en tres categorías visuales claras:</w:t>
+      </w:r>
+    </w:p>
+    <w:p>
+      <w:pPr>
+        <w:pStyle w:val="ListParagraph"/>
+        <w:numPr>
+          <w:ilvl w:val="0"/>
+          <w:numId w:val="1"/>
+        </w:numPr>
+        <w:spacing w:after="120"/>
+      </w:pPr>
+      <w:r>
+        <w:t xml:space="preserve">🔴 ERROR: Representa una falla estructural o lógica que debe corregirse obligatoriamente. Sin esta corrección, el DEIS rechazará la carga.</w:t>
+      </w:r>
+    </w:p>
+    <w:p>
+      <w:pPr>
+        <w:pStyle w:val="ListParagraph"/>
+        <w:numPr>
+          <w:ilvl w:val="0"/>
+          <w:numId w:val="1"/>
+        </w:numPr>
+        <w:spacing w:after="120"/>
+      </w:pPr>
+      <w:r>
+        <w:t xml:space="preserve">🟡 REVISAR: Indica una posible inconsistencia (ej. valores atípicos). Requiere que el equipo de estadística verifique si el dato es correcto según la realidad clínica.</w:t>
+      </w:r>
+    </w:p>
+    <w:p>
+      <w:pPr>
+        <w:pStyle w:val="ListParagraph"/>
+        <w:numPr>
+          <w:ilvl w:val="0"/>
+          <w:numId w:val="1"/>
+        </w:numPr>
+        <w:spacing w:after="120"/>
+      </w:pPr>
+      <w:r>
+        <w:t xml:space="preserve">🔵 INDICADOR: Sugerencias o advertencias menores que ayudan a mejorar la calidad del registro, pero no impiden el flujo.</w:t>
       </w:r>
     </w:p>
     <w:p>
@@ -257,19 +185,19 @@
         <w:spacing w:after="200" w:before="400"/>
       </w:pPr>
       <w:r>
-        <w:t xml:space="preserve">3. Exportar Resultados y Siguientes Pasos</w:t>
-      </w:r>
-    </w:p>
-    <w:p>
-      <w:pPr>
-        <w:spacing w:after="200"/>
-      </w:pPr>
-      <w:r>
-        <w:rPr>
-          <w:sz w:val="24"/>
-          <w:szCs w:val="24"/>
-        </w:rPr>
-        <w:t xml:space="preserve">Una de las utilidades más prácticas del Validador es la posibilidad de descargar los errores detectados para trabajarlos cómodamente.</w:t>
+        <w:t xml:space="preserve">3. Análisis de Hallazgos y Detalle de Errores</w:t>
+      </w:r>
+    </w:p>
+    <w:p>
+      <w:pPr>
+        <w:spacing w:after="200"/>
+      </w:pPr>
+      <w:r>
+        <w:rPr>
+          <w:sz w:val="24"/>
+          <w:szCs w:val="24"/>
+        </w:rPr>
+        <w:t xml:space="preserve">Una vez procesado el archivo, la Tabla de Hallazgos muestra todas las alertas. Para entender un error específico, puede ver su detalle expandido.</w:t>
       </w:r>
     </w:p>
     <w:p>
@@ -278,81 +206,58 @@
         <w:spacing w:after="200" w:before="400"/>
       </w:pPr>
       <w:r>
-        <w:t xml:space="preserve">Exportar Reporte a Excel</w:t>
-      </w:r>
-    </w:p>
-    <w:p>
-      <w:pPr>
-        <w:pStyle w:val="ListParagraph"/>
-        <w:numPr>
-          <w:ilvl w:val="0"/>
-          <w:numId w:val="1"/>
-        </w:numPr>
-        <w:spacing w:after="120"/>
-      </w:pPr>
-      <w:r>
-        <w:t xml:space="preserve">Usa el botón verde "Exportar a XLSX" ubicado arriba de la tabla.</w:t>
-      </w:r>
-    </w:p>
-    <w:p>
-      <w:pPr>
-        <w:pStyle w:val="ListParagraph"/>
-        <w:numPr>
-          <w:ilvl w:val="0"/>
-          <w:numId w:val="1"/>
-        </w:numPr>
-        <w:spacing w:after="120"/>
-      </w:pPr>
-      <w:r>
-        <w:t xml:space="preserve">El sistema descargará un archivo Excel con todos los hallazgos en formato de lista.</w:t>
-      </w:r>
-    </w:p>
-    <w:p>
-      <w:pPr>
-        <w:pStyle w:val="ListParagraph"/>
-        <w:numPr>
-          <w:ilvl w:val="0"/>
-          <w:numId w:val="1"/>
-        </w:numPr>
-        <w:spacing w:after="120"/>
-      </w:pPr>
-      <w:r>
-        <w:t xml:space="preserve">Puedes enviar este documento al equipo encargado de las correcciones de estadística, facilitándoles la ubicación exacta de las celdas mal digitadas.</w:t>
-      </w:r>
-    </w:p>
-    <w:p>
-      <w:pPr>
-        <w:pStyle w:val="Heading3"/>
-        <w:spacing w:after="200" w:before="400"/>
-      </w:pPr>
-      <w:r>
-        <w:t xml:space="preserve">Validar Otro Archivo</w:t>
-      </w:r>
-    </w:p>
-    <w:p>
-      <w:pPr>
-        <w:pStyle w:val="ListParagraph"/>
-        <w:numPr>
-          <w:ilvl w:val="0"/>
-          <w:numId w:val="1"/>
-        </w:numPr>
-        <w:spacing w:after="120"/>
-      </w:pPr>
-      <w:r>
-        <w:t xml:space="preserve">Cuando hayas corregido el archivo original, o si deseas probar otra serie estadística (por ejemplo, pasar de la serie *A* a la *B*), haz clic en el botón azul suave "Validar otro archivo" ubicado en la esquina superior derecha. </w:t>
-      </w:r>
-    </w:p>
-    <w:p>
-      <w:pPr>
-        <w:pStyle w:val="ListParagraph"/>
-        <w:numPr>
-          <w:ilvl w:val="0"/>
-          <w:numId w:val="1"/>
-        </w:numPr>
-        <w:spacing w:after="120"/>
-      </w:pPr>
-      <w:r>
-        <w:t xml:space="preserve">Volverás inmediatamente a la pantalla principal sin perder velocidad ni sobrecargar tu navegador.</w:t>
+        <w:t xml:space="preserve">Cómo leer el detalle de un error:</w:t>
+      </w:r>
+    </w:p>
+    <w:p>
+      <w:pPr>
+        <w:spacing w:after="200"/>
+      </w:pPr>
+      <w:r>
+        <w:rPr>
+          <w:sz w:val="24"/>
+          <w:szCs w:val="24"/>
+        </w:rPr>
+        <w:t xml:space="preserve">Cuando hace clic en "Ver Detalle", se abre un panel lateral que le explica:</w:t>
+      </w:r>
+    </w:p>
+    <w:p>
+      <w:pPr>
+        <w:pStyle w:val="ListParagraph"/>
+        <w:numPr>
+          <w:ilvl w:val="0"/>
+          <w:numId w:val="1"/>
+        </w:numPr>
+        <w:spacing w:after="120"/>
+      </w:pPr>
+      <w:r>
+        <w:t xml:space="preserve">Ubicación Exacta: La hoja y la celda (ej. A03, Celda C129).</w:t>
+      </w:r>
+    </w:p>
+    <w:p>
+      <w:pPr>
+        <w:pStyle w:val="ListParagraph"/>
+        <w:numPr>
+          <w:ilvl w:val="0"/>
+          <w:numId w:val="1"/>
+        </w:numPr>
+        <w:spacing w:after="120"/>
+      </w:pPr>
+      <w:r>
+        <w:t xml:space="preserve">Lógica de la Falla: Una explicación humana de por qué falló la regla (ej. "El total no suma igual que sus partes").</w:t>
+      </w:r>
+    </w:p>
+    <w:p>
+      <w:pPr>
+        <w:pStyle w:val="ListParagraph"/>
+        <w:numPr>
+          <w:ilvl w:val="0"/>
+          <w:numId w:val="1"/>
+        </w:numPr>
+        <w:spacing w:after="120"/>
+      </w:pPr>
+      <w:r>
+        <w:t xml:space="preserve">Acción Recomendada: Instrucciones directas de qué corregir en su archivo Excel original.</w:t>
       </w:r>
     </w:p>
     <w:p>
@@ -365,14 +270,102 @@
     </w:p>
     <w:p>
       <w:pPr>
-        <w:spacing w:after="200"/>
-      </w:pPr>
-      <w:r>
-        <w:rPr>
-          <w:sz w:val="24"/>
-          <w:szCs w:val="24"/>
-        </w:rPr>
-        <w:t xml:space="preserve">*Si presentas problemas continuos con las validaciones, asegúrate de estar utilizando un archivo correspondiente a la última versión del año estadístico en curso o contacta al equipo de DEIS SSO.*</w:t>
+        <w:pStyle w:val="Heading2"/>
+        <w:spacing w:after="200" w:before="400"/>
+      </w:pPr>
+      <w:r>
+        <w:t xml:space="preserve">4. Uso en Terreno (Vista Móvil)</w:t>
+      </w:r>
+    </w:p>
+    <w:p>
+      <w:pPr>
+        <w:spacing w:after="200"/>
+      </w:pPr>
+      <w:r>
+        <w:rPr>
+          <w:sz w:val="24"/>
+          <w:szCs w:val="24"/>
+        </w:rPr>
+        <w:t xml:space="preserve">El validador es totalmente responsivo, lo que permite a los jefes de estadística o directivos revisar el estado de los archivos desde un smartphone o tablet durante reuniones o supervisiones en terreno.</w:t>
+      </w:r>
+    </w:p>
+    <w:p>
+      <w:pPr>
+        <w:pBdr>
+          <w:bottom w:color="auto" w:sz="6" w:space="1"/>
+        </w:pBdr>
+        <w:spacing w:after="200" w:before="200"/>
+      </w:pPr>
+    </w:p>
+    <w:p>
+      <w:pPr>
+        <w:pStyle w:val="Heading2"/>
+        <w:spacing w:after="200" w:before="400"/>
+      </w:pPr>
+      <w:r>
+        <w:t xml:space="preserve">5. Exportar Resultados y Siguientes Pasos</w:t>
+      </w:r>
+    </w:p>
+    <w:p>
+      <w:pPr>
+        <w:pStyle w:val="Heading3"/>
+        <w:spacing w:after="200" w:before="400"/>
+      </w:pPr>
+      <w:r>
+        <w:t xml:space="preserve">Exportar Reporte a Excel</w:t>
+      </w:r>
+    </w:p>
+    <w:p>
+      <w:pPr>
+        <w:spacing w:after="200"/>
+      </w:pPr>
+      <w:r>
+        <w:rPr>
+          <w:sz w:val="24"/>
+          <w:szCs w:val="24"/>
+        </w:rPr>
+        <w:t xml:space="preserve">Use el botón verde "Exportar a XLSX" para descargar una lista maestra de errores. Esto es ideal para enviarlo por correo o WhatsApp al equipo encargado de corregir la digitación.</w:t>
+      </w:r>
+    </w:p>
+    <w:p>
+      <w:pPr>
+        <w:pStyle w:val="Heading3"/>
+        <w:spacing w:after="200" w:before="400"/>
+      </w:pPr>
+      <w:r>
+        <w:t xml:space="preserve">Validar Otro Archivo</w:t>
+      </w:r>
+    </w:p>
+    <w:p>
+      <w:pPr>
+        <w:spacing w:after="200"/>
+      </w:pPr>
+      <w:r>
+        <w:rPr>
+          <w:sz w:val="24"/>
+          <w:szCs w:val="24"/>
+        </w:rPr>
+        <w:t xml:space="preserve">Cuando corrija su Excel, simplemente use el botón "Validar otro archivo" para volver a procesarlo y confirmar que los errores han desaparecido.</w:t>
+      </w:r>
+    </w:p>
+    <w:p>
+      <w:pPr>
+        <w:pBdr>
+          <w:bottom w:color="auto" w:sz="6" w:space="1"/>
+        </w:pBdr>
+        <w:spacing w:after="200" w:before="200"/>
+      </w:pPr>
+    </w:p>
+    <w:p>
+      <w:pPr>
+        <w:spacing w:after="200"/>
+      </w:pPr>
+      <w:r>
+        <w:rPr>
+          <w:sz w:val="24"/>
+          <w:szCs w:val="24"/>
+        </w:rPr>
+        <w:t xml:space="preserve">*Desarrollado por el Equipo de Ingeniería Senior - 2026*</w:t>
       </w:r>
     </w:p>
     <w:sectPr>

--- a/docs/Manual_Usuario.docx
+++ b/docs/Manual_Usuario.docx
@@ -274,19 +274,19 @@
         <w:spacing w:after="200" w:before="400"/>
       </w:pPr>
       <w:r>
-        <w:t xml:space="preserve">4. Uso en Terreno (Vista Móvil)</w:t>
-      </w:r>
-    </w:p>
-    <w:p>
-      <w:pPr>
-        <w:spacing w:after="200"/>
-      </w:pPr>
-      <w:r>
-        <w:rPr>
-          <w:sz w:val="24"/>
-          <w:szCs w:val="24"/>
-        </w:rPr>
-        <w:t xml:space="preserve">El validador es totalmente responsivo, lo que permite a los jefes de estadística o directivos revisar el estado de los archivos desde un smartphone o tablet durante reuniones o supervisiones en terreno.</w:t>
+        <w:t xml:space="preserve">4. Acceso desde Cualquier Dispositivo</w:t>
+      </w:r>
+    </w:p>
+    <w:p>
+      <w:pPr>
+        <w:spacing w:after="200"/>
+      </w:pPr>
+      <w:r>
+        <w:rPr>
+          <w:sz w:val="24"/>
+          <w:szCs w:val="24"/>
+        </w:rPr>
+        <w:t xml:space="preserve">El validador es totalmente responsivo. Los directivos y equipos técnicos pueden validar el estado de sus archivos desde cualquier smartphone, tablet o computador, facilitando una supervisión ágil y oportuna.</w:t>
       </w:r>
     </w:p>
     <w:p>
